--- a/README.docx
+++ b/README.docx
@@ -1214,7 +1214,7 @@
               <w:spacing w:line="240" w:lineRule="auto"/>
             </w:pPr>
             <w:r>
-              <w:t>0.257391</w:t>
+              <w:t>0.474740</w:t>
             </w:r>
           </w:p>
         </w:tc>
@@ -1229,7 +1229,10 @@
               <w:spacing w:line="240" w:lineRule="auto"/>
             </w:pPr>
             <w:r>
-              <w:t>6.074521</w:t>
+              <w:t>11.2</w:t>
+            </w:r>
+            <w:r>
+              <w:t>5%</w:t>
             </w:r>
           </w:p>
         </w:tc>
